--- a/documents/templates/cpcf-community-impact-grant-application-worksheet.docx
+++ b/documents/templates/cpcf-community-impact-grant-application-worksheet.docx
@@ -518,7 +518,7 @@
         <w:t xml:space="preserve">☐  </w:t>
       </w:r>
       <w:r>
-        <w:t>Community Impact Grants: Fall Cycle (Education &amp; Youth; Arts &amp; Culture; Environment &amp; Land Stewardship; Animal Welfare)</w:t>
+        <w:t>Community Impact Grants: Fall Cycle (Education &amp; Youth; History, Arts &amp; Culture; Environment &amp; Land Stewardship; Animal Welfare)</w:t>
       </w:r>
     </w:p>
     <w:p>

--- a/documents/templates/cpcf-community-impact-grant-application-worksheet.docx
+++ b/documents/templates/cpcf-community-impact-grant-application-worksheet.docx
@@ -518,7 +518,7 @@
         <w:t xml:space="preserve">☐  </w:t>
       </w:r>
       <w:r>
-        <w:t>Community Impact Grants: Fall Cycle (Education &amp; Youth; History, Arts &amp; Culture; Environment &amp; Land Stewardship; Animal Welfare)</w:t>
+        <w:t>Community Impact Grants: Fall Cycle (Education &amp; Youth; Arts &amp; Culture; Environment &amp; Land Stewardship; Animal Welfare)</w:t>
       </w:r>
     </w:p>
     <w:p>
